--- a/examples/autoencoder/doc/autoenc_lstm_e.docx
+++ b/examples/autoencoder/doc/autoenc_lstm_e.docx
@@ -1376,7 +1376,7 @@
         <w:rPr>
           <w:rStyle w:val="VerbatimChar"/>
         </w:rPr>
-        <w:t xml:space="preserve">## [1,] -0.13805212 0.4633442 0.7064564</w:t>
+        <w:t xml:space="preserve">## [1,] -0.13925961 0.4619569 0.7068782</w:t>
       </w:r>
       <w:r>
         <w:br/>
@@ -1385,7 +1385,7 @@
         <w:rPr>
           <w:rStyle w:val="VerbatimChar"/>
         </w:rPr>
-        <w:t xml:space="preserve">## [2,]  0.02069269 0.4871536 0.7113985</w:t>
+        <w:t xml:space="preserve">## [2,]  0.01797055 0.4864177 0.7118235</w:t>
       </w:r>
       <w:r>
         <w:br/>
@@ -1394,7 +1394,7 @@
         <w:rPr>
           <w:rStyle w:val="VerbatimChar"/>
         </w:rPr>
-        <w:t xml:space="preserve">## [3,]  0.18342122 0.4893419 0.7124557</w:t>
+        <w:t xml:space="preserve">## [3,]  0.17971766 0.4891516 0.7129011</w:t>
       </w:r>
       <w:r>
         <w:br/>
@@ -1403,7 +1403,7 @@
         <w:rPr>
           <w:rStyle w:val="VerbatimChar"/>
         </w:rPr>
-        <w:t xml:space="preserve">## [4,]  0.32087055 0.4698108 0.7099623</w:t>
+        <w:t xml:space="preserve">## [4,]  0.31696999 0.4701421 0.7104502</w:t>
       </w:r>
       <w:r>
         <w:br/>
@@ -1412,7 +1412,7 @@
         <w:rPr>
           <w:rStyle w:val="VerbatimChar"/>
         </w:rPr>
-        <w:t xml:space="preserve">## [5,]  0.41963869 0.4256348 0.7036400</w:t>
+        <w:t xml:space="preserve">## [5,]  0.41607249 0.4265247 0.7041957</w:t>
       </w:r>
       <w:r>
         <w:br/>
@@ -1421,7 +1421,7 @@
         <w:rPr>
           <w:rStyle w:val="VerbatimChar"/>
         </w:rPr>
-        <w:t xml:space="preserve">## [6,]  0.48111624 0.3519623 0.6926144</w:t>
+        <w:t xml:space="preserve">## [6,]  0.47805867 0.3534575 0.6932636</w:t>
       </w:r>
     </w:p>
     <w:p>
@@ -1439,7 +1439,11 @@
       </w:r>
     </w:p>
     <w:bookmarkEnd w:id="23"/>
-    <w:sectPr/>
+    <w:sectPr>
+      <w:footnotePr>
+        <w:numRestart w:val="eachSect"/>
+      </w:footnotePr>
+    </w:sectPr>
   </w:body>
 </w:document>
 </file>
@@ -1611,8 +1615,6 @@
     </w:pPr>
     <w:rPr>
       <w:rFonts w:asciiTheme="majorHAnsi" w:cstheme="majorBidi" w:eastAsiaTheme="majorEastAsia" w:hAnsiTheme="majorHAnsi"/>
-      <w:spacing w:val="-10"/>
-      <w:kern w:val="28"/>
       <w:sz w:val="56"/>
       <w:szCs w:val="56"/>
     </w:rPr>
@@ -1625,15 +1627,13 @@
     <w:rsid w:val="00A10FD9"/>
     <w:rPr>
       <w:rFonts w:asciiTheme="majorHAnsi" w:cstheme="majorBidi" w:eastAsiaTheme="majorEastAsia" w:hAnsiTheme="majorHAnsi"/>
-      <w:spacing w:val="-10"/>
-      <w:kern w:val="28"/>
       <w:sz w:val="56"/>
       <w:szCs w:val="56"/>
     </w:rPr>
   </w:style>
   <w:style w:styleId="Subtitle" w:type="paragraph">
     <w:name w:val="Subtitle"/>
-    <w:basedOn w:val="Normal"/>
+    <w:basedOn w:val="Title"/>
     <w:next w:val="BodyText"/>
     <w:link w:val="SubtitleChar"/>
     <w:uiPriority w:val="11"/>
@@ -1646,7 +1646,6 @@
     </w:pPr>
     <w:rPr>
       <w:rFonts w:cstheme="majorBidi" w:eastAsiaTheme="majorEastAsia"/>
-      <w:color w:themeColor="text1" w:themeTint="A6" w:val="595959"/>
       <w:spacing w:val="15"/>
       <w:sz w:val="28"/>
       <w:szCs w:val="28"/>
@@ -1668,23 +1667,31 @@
   </w:style>
   <w:style w:customStyle="1" w:styleId="Author" w:type="paragraph">
     <w:name w:val="Author"/>
+    <w:basedOn w:val="Title"/>
     <w:next w:val="BodyText"/>
     <w:qFormat/>
     <w:pPr>
       <w:keepNext/>
       <w:keepLines/>
-      <w:jc w:val="center"/>
     </w:pPr>
+    <w:rPr>
+      <w:sz w:val="24"/>
+      <w:szCs w:val="24"/>
+    </w:rPr>
   </w:style>
   <w:style w:styleId="Date" w:type="paragraph">
     <w:name w:val="Date"/>
+    <w:basedOn w:val="Title"/>
     <w:next w:val="BodyText"/>
     <w:qFormat/>
     <w:pPr>
       <w:keepNext/>
       <w:keepLines/>
-      <w:jc w:val="center"/>
     </w:pPr>
+    <w:rPr>
+      <w:sz w:val="24"/>
+      <w:szCs w:val="24"/>
+    </w:rPr>
   </w:style>
   <w:style w:customStyle="1" w:styleId="AbstractTitle" w:type="paragraph">
     <w:name w:val="Abstract Title"/>
@@ -1699,7 +1706,6 @@
     </w:pPr>
     <w:rPr>
       <w:b/>
-      <w:color w:val="345A8A"/>
       <w:sz w:val="20"/>
       <w:szCs w:val="20"/>
     </w:rPr>

--- a/examples/autoencoder/doc/autoenc_lstm_e.docx
+++ b/examples/autoencoder/doc/autoenc_lstm_e.docx
@@ -1367,7 +1367,7 @@
         <w:rPr>
           <w:rStyle w:val="VerbatimChar"/>
         </w:rPr>
-        <w:t xml:space="preserve">##             [,1]      [,2]      [,3]</w:t>
+        <w:t xml:space="preserve">##            [,1]       [,2]       [,3]</w:t>
       </w:r>
       <w:r>
         <w:br/>
@@ -1376,7 +1376,7 @@
         <w:rPr>
           <w:rStyle w:val="VerbatimChar"/>
         </w:rPr>
-        <w:t xml:space="preserve">## [1,] -0.13925961 0.4619569 0.7068782</w:t>
+        <w:t xml:space="preserve">## [1,] -0.6673456 -0.1552308 -0.4767345</w:t>
       </w:r>
       <w:r>
         <w:br/>
@@ -1385,7 +1385,7 @@
         <w:rPr>
           <w:rStyle w:val="VerbatimChar"/>
         </w:rPr>
-        <w:t xml:space="preserve">## [2,]  0.01797055 0.4864177 0.7118235</w:t>
+        <w:t xml:space="preserve">## [2,] -0.6770718 -0.2103250 -0.5184307</w:t>
       </w:r>
       <w:r>
         <w:br/>
@@ -1394,7 +1394,7 @@
         <w:rPr>
           <w:rStyle w:val="VerbatimChar"/>
         </w:rPr>
-        <w:t xml:space="preserve">## [3,]  0.17971766 0.4891516 0.7129011</w:t>
+        <w:t xml:space="preserve">## [3,] -0.6803101 -0.2293261 -0.5396262</w:t>
       </w:r>
       <w:r>
         <w:br/>
@@ -1403,7 +1403,7 @@
         <w:rPr>
           <w:rStyle w:val="VerbatimChar"/>
         </w:rPr>
-        <w:t xml:space="preserve">## [4,]  0.31696999 0.4701421 0.7104502</w:t>
+        <w:t xml:space="preserve">## [4,] -0.6775141 -0.2118449 -0.5432391</w:t>
       </w:r>
       <w:r>
         <w:br/>
@@ -1412,7 +1412,7 @@
         <w:rPr>
           <w:rStyle w:val="VerbatimChar"/>
         </w:rPr>
-        <w:t xml:space="preserve">## [5,]  0.41607249 0.4265247 0.7041957</w:t>
+        <w:t xml:space="preserve">## [5,] -0.6682557 -0.1572712 -0.5300162</w:t>
       </w:r>
       <w:r>
         <w:br/>
@@ -1421,7 +1421,7 @@
         <w:rPr>
           <w:rStyle w:val="VerbatimChar"/>
         </w:rPr>
-        <w:t xml:space="preserve">## [6,]  0.47805867 0.3534575 0.6932636</w:t>
+        <w:t xml:space="preserve">## [6,] -0.6512280 -0.0667141 -0.4985404</w:t>
       </w:r>
     </w:p>
     <w:p>

--- a/examples/autoencoder/doc/autoenc_lstm_e.docx
+++ b/examples/autoencoder/doc/autoenc_lstm_e.docx
@@ -1367,7 +1367,7 @@
         <w:rPr>
           <w:rStyle w:val="VerbatimChar"/>
         </w:rPr>
-        <w:t xml:space="preserve">##            [,1]       [,2]       [,3]</w:t>
+        <w:t xml:space="preserve">##            [,1]        [,2]       [,3]</w:t>
       </w:r>
       <w:r>
         <w:br/>
@@ -1376,7 +1376,7 @@
         <w:rPr>
           <w:rStyle w:val="VerbatimChar"/>
         </w:rPr>
-        <w:t xml:space="preserve">## [1,] -0.6673456 -0.1552308 -0.4767345</w:t>
+        <w:t xml:space="preserve">## [1,] -0.6670263 -0.14259163 -0.4780609</w:t>
       </w:r>
       <w:r>
         <w:br/>
@@ -1385,7 +1385,7 @@
         <w:rPr>
           <w:rStyle w:val="VerbatimChar"/>
         </w:rPr>
-        <w:t xml:space="preserve">## [2,] -0.6770718 -0.2103250 -0.5184307</w:t>
+        <w:t xml:space="preserve">## [2,] -0.6767657 -0.19749287 -0.5194794</w:t>
       </w:r>
       <w:r>
         <w:br/>
@@ -1394,7 +1394,7 @@
         <w:rPr>
           <w:rStyle w:val="VerbatimChar"/>
         </w:rPr>
-        <w:t xml:space="preserve">## [3,] -0.6803101 -0.2293261 -0.5396262</w:t>
+        <w:t xml:space="preserve">## [3,] -0.6800144 -0.21664576 -0.5405211</w:t>
       </w:r>
       <w:r>
         <w:br/>
@@ -1403,7 +1403,7 @@
         <w:rPr>
           <w:rStyle w:val="VerbatimChar"/>
         </w:rPr>
-        <w:t xml:space="preserve">## [4,] -0.6775141 -0.2118449 -0.5432391</w:t>
+        <w:t xml:space="preserve">## [4,] -0.6772246 -0.19950175 -0.5440814</w:t>
       </w:r>
       <w:r>
         <w:br/>
@@ -1412,7 +1412,7 @@
         <w:rPr>
           <w:rStyle w:val="VerbatimChar"/>
         </w:rPr>
-        <w:t xml:space="preserve">## [5,] -0.6682557 -0.1572712 -0.5300162</w:t>
+        <w:t xml:space="preserve">## [5,] -0.6679707 -0.14560281 -0.5308967</w:t>
       </w:r>
       <w:r>
         <w:br/>
@@ -1421,7 +1421,7 @@
         <w:rPr>
           <w:rStyle w:val="VerbatimChar"/>
         </w:rPr>
-        <w:t xml:space="preserve">## [6,] -0.6512280 -0.0667141 -0.4985404</w:t>
+        <w:t xml:space="preserve">## [6,] -0.6509531 -0.05643024 -0.4995531</w:t>
       </w:r>
     </w:p>
     <w:p>

--- a/examples/autoencoder/doc/autoenc_lstm_e.docx
+++ b/examples/autoencoder/doc/autoenc_lstm_e.docx
@@ -1367,7 +1367,7 @@
         <w:rPr>
           <w:rStyle w:val="VerbatimChar"/>
         </w:rPr>
-        <w:t xml:space="preserve">##            [,1]        [,2]       [,3]</w:t>
+        <w:t xml:space="preserve">##            [,1]       [,2]       [,3]</w:t>
       </w:r>
       <w:r>
         <w:br/>
@@ -1376,7 +1376,7 @@
         <w:rPr>
           <w:rStyle w:val="VerbatimChar"/>
         </w:rPr>
-        <w:t xml:space="preserve">## [1,] -0.6670263 -0.14259163 -0.4780609</w:t>
+        <w:t xml:space="preserve">## [1,] -0.6677670 -0.1503202 -0.4783615</w:t>
       </w:r>
       <w:r>
         <w:br/>
@@ -1385,7 +1385,7 @@
         <w:rPr>
           <w:rStyle w:val="VerbatimChar"/>
         </w:rPr>
-        <w:t xml:space="preserve">## [2,] -0.6767657 -0.19749287 -0.5194794</w:t>
+        <w:t xml:space="preserve">## [2,] -0.6774529 -0.2058689 -0.5199454</w:t>
       </w:r>
       <w:r>
         <w:br/>
@@ -1394,7 +1394,7 @@
         <w:rPr>
           <w:rStyle w:val="VerbatimChar"/>
         </w:rPr>
-        <w:t xml:space="preserve">## [3,] -0.6800144 -0.21664576 -0.5405211</w:t>
+        <w:t xml:space="preserve">## [3,] -0.6806808 -0.2252747 -0.5411177</w:t>
       </w:r>
       <w:r>
         <w:br/>
@@ -1403,7 +1403,7 @@
         <w:rPr>
           <w:rStyle w:val="VerbatimChar"/>
         </w:rPr>
-        <w:t xml:space="preserve">## [4,] -0.6772246 -0.19950175 -0.5440814</w:t>
+        <w:t xml:space="preserve">## [4,] -0.6779022 -0.2081045 -0.5448005</w:t>
       </w:r>
       <w:r>
         <w:br/>
@@ -1412,7 +1412,7 @@
         <w:rPr>
           <w:rStyle w:val="VerbatimChar"/>
         </w:rPr>
-        <w:t xml:space="preserve">## [5,] -0.6679707 -0.14560281 -0.5308967</w:t>
+        <w:t xml:space="preserve">## [5,] -0.6686897 -0.1537915 -0.5317472</w:t>
       </w:r>
       <w:r>
         <w:br/>
@@ -1421,7 +1421,7 @@
         <w:rPr>
           <w:rStyle w:val="VerbatimChar"/>
         </w:rPr>
-        <w:t xml:space="preserve">## [6,] -0.6509531 -0.05643024 -0.4995531</w:t>
+        <w:t xml:space="preserve">## [6,] -0.6517396 -0.0635379 -0.5005481</w:t>
       </w:r>
     </w:p>
     <w:p>

--- a/examples/autoencoder/doc/autoenc_lstm_e.docx
+++ b/examples/autoencoder/doc/autoenc_lstm_e.docx
@@ -1367,7 +1367,7 @@
         <w:rPr>
           <w:rStyle w:val="VerbatimChar"/>
         </w:rPr>
-        <w:t xml:space="preserve">##            [,1]       [,2]       [,3]</w:t>
+        <w:t xml:space="preserve">##            [,1]        [,2]       [,3]</w:t>
       </w:r>
       <w:r>
         <w:br/>
@@ -1376,7 +1376,7 @@
         <w:rPr>
           <w:rStyle w:val="VerbatimChar"/>
         </w:rPr>
-        <w:t xml:space="preserve">## [1,] -0.6677670 -0.1503202 -0.4783615</w:t>
+        <w:t xml:space="preserve">## [1,] -0.6685062 -0.14277253 -0.4754272</w:t>
       </w:r>
       <w:r>
         <w:br/>
@@ -1385,7 +1385,7 @@
         <w:rPr>
           <w:rStyle w:val="VerbatimChar"/>
         </w:rPr>
-        <w:t xml:space="preserve">## [2,] -0.6774529 -0.2058689 -0.5199454</w:t>
+        <w:t xml:space="preserve">## [2,] -0.6781713 -0.19774400 -0.5173751</w:t>
       </w:r>
       <w:r>
         <w:br/>
@@ -1394,7 +1394,7 @@
         <w:rPr>
           <w:rStyle w:val="VerbatimChar"/>
         </w:rPr>
-        <w:t xml:space="preserve">## [3,] -0.6806808 -0.2252747 -0.5411177</w:t>
+        <w:t xml:space="preserve">## [3,] -0.6814085 -0.21643579 -0.5387965</w:t>
       </w:r>
       <w:r>
         <w:br/>
@@ -1403,7 +1403,7 @@
         <w:rPr>
           <w:rStyle w:val="VerbatimChar"/>
         </w:rPr>
-        <w:t xml:space="preserve">## [4,] -0.6779022 -0.2081045 -0.5448005</w:t>
+        <w:t xml:space="preserve">## [4,] -0.6786741 -0.19831103 -0.5426164</w:t>
       </w:r>
       <w:r>
         <w:br/>
@@ -1412,7 +1412,7 @@
         <w:rPr>
           <w:rStyle w:val="VerbatimChar"/>
         </w:rPr>
-        <w:t xml:space="preserve">## [5,] -0.6686897 -0.1537915 -0.5317472</w:t>
+        <w:t xml:space="preserve">## [5,] -0.6695449 -0.14288075 -0.5296097</w:t>
       </w:r>
       <w:r>
         <w:br/>
@@ -1421,7 +1421,7 @@
         <w:rPr>
           <w:rStyle w:val="VerbatimChar"/>
         </w:rPr>
-        <w:t xml:space="preserve">## [6,] -0.6517396 -0.0635379 -0.5005481</w:t>
+        <w:t xml:space="preserve">## [6,] -0.6527195 -0.05170998 -0.4984033</w:t>
       </w:r>
     </w:p>
     <w:p>

--- a/examples/autoencoder/doc/autoenc_lstm_e.docx
+++ b/examples/autoencoder/doc/autoenc_lstm_e.docx
@@ -1376,7 +1376,7 @@
         <w:rPr>
           <w:rStyle w:val="VerbatimChar"/>
         </w:rPr>
-        <w:t xml:space="preserve">## [1,] -0.6685062 -0.14277253 -0.4754272</w:t>
+        <w:t xml:space="preserve">## [1,] -0.6690854 -0.14332706 -0.4782584</w:t>
       </w:r>
       <w:r>
         <w:br/>
@@ -1385,7 +1385,7 @@
         <w:rPr>
           <w:rStyle w:val="VerbatimChar"/>
         </w:rPr>
-        <w:t xml:space="preserve">## [2,] -0.6781713 -0.19774400 -0.5173751</w:t>
+        <w:t xml:space="preserve">## [2,] -0.6787090 -0.19798414 -0.5197335</w:t>
       </w:r>
       <w:r>
         <w:br/>
@@ -1394,7 +1394,7 @@
         <w:rPr>
           <w:rStyle w:val="VerbatimChar"/>
         </w:rPr>
-        <w:t xml:space="preserve">## [3,] -0.6814085 -0.21643579 -0.5387965</w:t>
+        <w:t xml:space="preserve">## [3,] -0.6819298 -0.21665172 -0.5407951</w:t>
       </w:r>
       <w:r>
         <w:br/>
@@ -1403,7 +1403,7 @@
         <w:rPr>
           <w:rStyle w:val="VerbatimChar"/>
         </w:rPr>
-        <w:t xml:space="preserve">## [4,] -0.6786741 -0.19831103 -0.5426164</w:t>
+        <w:t xml:space="preserve">## [4,] -0.6792045 -0.19878395 -0.5443547</w:t>
       </w:r>
       <w:r>
         <w:br/>
@@ -1412,7 +1412,7 @@
         <w:rPr>
           <w:rStyle w:val="VerbatimChar"/>
         </w:rPr>
-        <w:t xml:space="preserve">## [5,] -0.6695449 -0.14288075 -0.5296097</w:t>
+        <w:t xml:space="preserve">## [5,] -0.6701109 -0.14390284 -0.5311521</w:t>
       </w:r>
       <w:r>
         <w:br/>
@@ -1421,7 +1421,7 @@
         <w:rPr>
           <w:rStyle w:val="VerbatimChar"/>
         </w:rPr>
-        <w:t xml:space="preserve">## [6,] -0.6527195 -0.05170998 -0.4984033</w:t>
+        <w:t xml:space="preserve">## [6,] -0.6533487 -0.05354887 -0.4997656</w:t>
       </w:r>
     </w:p>
     <w:p>

--- a/examples/autoencoder/doc/autoenc_lstm_e.docx
+++ b/examples/autoencoder/doc/autoenc_lstm_e.docx
@@ -2,7 +2,7 @@
 <file path=word/document.xml><?xml version="1.0" encoding="utf-8"?>
 <w:document xmlns:w="http://schemas.openxmlformats.org/wordprocessingml/2006/main" xmlns:m="http://schemas.openxmlformats.org/officeDocument/2006/math" xmlns:r="http://schemas.openxmlformats.org/officeDocument/2006/relationships" xmlns:o="urn:schemas-microsoft-com:office:office" xmlns:v="urn:schemas-microsoft-com:vml" xmlns:w10="urn:schemas-microsoft-com:office:word" xmlns:a="http://schemas.openxmlformats.org/drawingml/2006/main" xmlns:pic="http://schemas.openxmlformats.org/drawingml/2006/picture" xmlns:wp="http://schemas.openxmlformats.org/drawingml/2006/wordprocessingDrawing">
   <w:body>
-    <w:bookmarkStart w:id="23" w:name="lstm-autoencoder-encode"/>
+    <w:bookmarkStart w:id="12" w:name="lstm-autoencoder-encode"/>
     <w:p>
       <w:pPr>
         <w:pStyle w:val="Heading2"/>
@@ -874,7 +874,7 @@
         <w:rPr>
           <w:rStyle w:val="CommentTok"/>
         </w:rPr>
-        <w:t xml:space="preserve"># Learning curves (train and validation loss per epoch)</w:t>
+        <w:t xml:space="preserve"># Learning curves</w:t>
       </w:r>
       <w:r>
         <w:br/>
@@ -932,195 +932,414 @@
       </w:r>
       <w:r>
         <w:rPr>
+          <w:rStyle w:val="FunctionTok"/>
+        </w:rPr>
+        <w:t xml:space="preserve">seq_along</w:t>
+      </w:r>
+      <w:r>
+        <w:rPr>
+          <w:rStyle w:val="NormalTok"/>
+        </w:rPr>
+        <w:t xml:space="preserve">(auto</w:t>
+      </w:r>
+      <w:r>
+        <w:rPr>
+          <w:rStyle w:val="SpecialCharTok"/>
+        </w:rPr>
+        <w:t xml:space="preserve">$</w:t>
+      </w:r>
+      <w:r>
+        <w:rPr>
+          <w:rStyle w:val="NormalTok"/>
+        </w:rPr>
+        <w:t xml:space="preserve">train_loss),</w:t>
+      </w:r>
+      <w:r>
+        <w:br/>
+      </w:r>
+      <w:r>
+        <w:rPr>
+          <w:rStyle w:val="NormalTok"/>
+        </w:rPr>
+        <w:t xml:space="preserve">  </w:t>
+      </w:r>
+      <w:r>
+        <w:rPr>
+          <w:rStyle w:val="AttributeTok"/>
+        </w:rPr>
+        <w:t xml:space="preserve">train_loss =</w:t>
+      </w:r>
+      <w:r>
+        <w:rPr>
+          <w:rStyle w:val="NormalTok"/>
+        </w:rPr>
+        <w:t xml:space="preserve"> auto</w:t>
+      </w:r>
+      <w:r>
+        <w:rPr>
+          <w:rStyle w:val="SpecialCharTok"/>
+        </w:rPr>
+        <w:t xml:space="preserve">$</w:t>
+      </w:r>
+      <w:r>
+        <w:rPr>
+          <w:rStyle w:val="NormalTok"/>
+        </w:rPr>
+        <w:t xml:space="preserve">train_loss</w:t>
+      </w:r>
+      <w:r>
+        <w:br/>
+      </w:r>
+      <w:r>
+        <w:rPr>
+          <w:rStyle w:val="NormalTok"/>
+        </w:rPr>
+        <w:t xml:space="preserve">)</w:t>
+      </w:r>
+      <w:r>
+        <w:br/>
+      </w:r>
+      <w:r>
+        <w:rPr>
+          <w:rStyle w:val="ControlFlowTok"/>
+        </w:rPr>
+        <w:t xml:space="preserve">if</w:t>
+      </w:r>
+      <w:r>
+        <w:rPr>
+          <w:rStyle w:val="NormalTok"/>
+        </w:rPr>
+        <w:t xml:space="preserve"> (</w:t>
+      </w:r>
+      <w:r>
+        <w:rPr>
+          <w:rStyle w:val="SpecialCharTok"/>
+        </w:rPr>
+        <w:t xml:space="preserve">!</w:t>
+      </w:r>
+      <w:r>
+        <w:rPr>
+          <w:rStyle w:val="FunctionTok"/>
+        </w:rPr>
+        <w:t xml:space="preserve">is.null</w:t>
+      </w:r>
+      <w:r>
+        <w:rPr>
+          <w:rStyle w:val="NormalTok"/>
+        </w:rPr>
+        <w:t xml:space="preserve">(auto</w:t>
+      </w:r>
+      <w:r>
+        <w:rPr>
+          <w:rStyle w:val="SpecialCharTok"/>
+        </w:rPr>
+        <w:t xml:space="preserve">$</w:t>
+      </w:r>
+      <w:r>
+        <w:rPr>
+          <w:rStyle w:val="NormalTok"/>
+        </w:rPr>
+        <w:t xml:space="preserve">val_loss) </w:t>
+      </w:r>
+      <w:r>
+        <w:rPr>
+          <w:rStyle w:val="SpecialCharTok"/>
+        </w:rPr>
+        <w:t xml:space="preserve">&amp;&amp;</w:t>
+      </w:r>
+      <w:r>
+        <w:rPr>
+          <w:rStyle w:val="NormalTok"/>
+        </w:rPr>
+        <w:t xml:space="preserve"> </w:t>
+      </w:r>
+      <w:r>
+        <w:rPr>
+          <w:rStyle w:val="FunctionTok"/>
+        </w:rPr>
+        <w:t xml:space="preserve">length</w:t>
+      </w:r>
+      <w:r>
+        <w:rPr>
+          <w:rStyle w:val="NormalTok"/>
+        </w:rPr>
+        <w:t xml:space="preserve">(auto</w:t>
+      </w:r>
+      <w:r>
+        <w:rPr>
+          <w:rStyle w:val="SpecialCharTok"/>
+        </w:rPr>
+        <w:t xml:space="preserve">$</w:t>
+      </w:r>
+      <w:r>
+        <w:rPr>
+          <w:rStyle w:val="NormalTok"/>
+        </w:rPr>
+        <w:t xml:space="preserve">val_loss) </w:t>
+      </w:r>
+      <w:r>
+        <w:rPr>
+          <w:rStyle w:val="SpecialCharTok"/>
+        </w:rPr>
+        <w:t xml:space="preserve">&gt;</w:t>
+      </w:r>
+      <w:r>
+        <w:rPr>
+          <w:rStyle w:val="NormalTok"/>
+        </w:rPr>
+        <w:t xml:space="preserve"> </w:t>
+      </w:r>
+      <w:r>
+        <w:rPr>
           <w:rStyle w:val="DecValTok"/>
         </w:rPr>
-        <w:t xml:space="preserve">1</w:t>
+        <w:t xml:space="preserve">0</w:t>
+      </w:r>
+      <w:r>
+        <w:rPr>
+          <w:rStyle w:val="NormalTok"/>
+        </w:rPr>
+        <w:t xml:space="preserve">) {</w:t>
+      </w:r>
+      <w:r>
+        <w:br/>
+      </w:r>
+      <w:r>
+        <w:rPr>
+          <w:rStyle w:val="NormalTok"/>
+        </w:rPr>
+        <w:t xml:space="preserve">  fit_loss</w:t>
       </w:r>
       <w:r>
         <w:rPr>
           <w:rStyle w:val="SpecialCharTok"/>
         </w:rPr>
-        <w:t xml:space="preserve">:</w:t>
+        <w:t xml:space="preserve">$</w:t>
+      </w:r>
+      <w:r>
+        <w:rPr>
+          <w:rStyle w:val="NormalTok"/>
+        </w:rPr>
+        <w:t xml:space="preserve">val_loss </w:t>
+      </w:r>
+      <w:r>
+        <w:rPr>
+          <w:rStyle w:val="OtherTok"/>
+        </w:rPr>
+        <w:t xml:space="preserve">&lt;-</w:t>
+      </w:r>
+      <w:r>
+        <w:rPr>
+          <w:rStyle w:val="NormalTok"/>
+        </w:rPr>
+        <w:t xml:space="preserve"> auto</w:t>
+      </w:r>
+      <w:r>
+        <w:rPr>
+          <w:rStyle w:val="SpecialCharTok"/>
+        </w:rPr>
+        <w:t xml:space="preserve">$</w:t>
+      </w:r>
+      <w:r>
+        <w:rPr>
+          <w:rStyle w:val="NormalTok"/>
+        </w:rPr>
+        <w:t xml:space="preserve">val_loss</w:t>
+      </w:r>
+      <w:r>
+        <w:br/>
+      </w:r>
+      <w:r>
+        <w:rPr>
+          <w:rStyle w:val="NormalTok"/>
+        </w:rPr>
+        <w:t xml:space="preserve">}</w:t>
+      </w:r>
+      <w:r>
+        <w:br/>
+      </w:r>
+      <w:r>
+        <w:rPr>
+          <w:rStyle w:val="NormalTok"/>
+        </w:rPr>
+        <w:t xml:space="preserve">colors </w:t>
+      </w:r>
+      <w:r>
+        <w:rPr>
+          <w:rStyle w:val="OtherTok"/>
+        </w:rPr>
+        <w:t xml:space="preserve">&lt;-</w:t>
+      </w:r>
+      <w:r>
+        <w:rPr>
+          <w:rStyle w:val="NormalTok"/>
+        </w:rPr>
+        <w:t xml:space="preserve"> </w:t>
+      </w:r>
+      <w:r>
+        <w:rPr>
+          <w:rStyle w:val="ControlFlowTok"/>
+        </w:rPr>
+        <w:t xml:space="preserve">if</w:t>
+      </w:r>
+      <w:r>
+        <w:rPr>
+          <w:rStyle w:val="NormalTok"/>
+        </w:rPr>
+        <w:t xml:space="preserve"> (</w:t>
+      </w:r>
+      <w:r>
+        <w:rPr>
+          <w:rStyle w:val="StringTok"/>
+        </w:rPr>
+        <w:t xml:space="preserve">"val_loss"</w:t>
+      </w:r>
+      <w:r>
+        <w:rPr>
+          <w:rStyle w:val="NormalTok"/>
+        </w:rPr>
+        <w:t xml:space="preserve"> </w:t>
+      </w:r>
+      <w:r>
+        <w:rPr>
+          <w:rStyle w:val="SpecialCharTok"/>
+        </w:rPr>
+        <w:t xml:space="preserve">%in%</w:t>
+      </w:r>
+      <w:r>
+        <w:rPr>
+          <w:rStyle w:val="NormalTok"/>
+        </w:rPr>
+        <w:t xml:space="preserve"> </w:t>
       </w:r>
       <w:r>
         <w:rPr>
           <w:rStyle w:val="FunctionTok"/>
         </w:rPr>
-        <w:t xml:space="preserve">length</w:t>
-      </w:r>
-      <w:r>
-        <w:rPr>
-          <w:rStyle w:val="NormalTok"/>
-        </w:rPr>
-        <w:t xml:space="preserve">(auto</w:t>
-      </w:r>
-      <w:r>
-        <w:rPr>
-          <w:rStyle w:val="SpecialCharTok"/>
-        </w:rPr>
-        <w:t xml:space="preserve">$</w:t>
-      </w:r>
-      <w:r>
-        <w:rPr>
-          <w:rStyle w:val="NormalTok"/>
-        </w:rPr>
-        <w:t xml:space="preserve">train_loss),</w:t>
-      </w:r>
-      <w:r>
-        <w:br/>
-      </w:r>
-      <w:r>
-        <w:rPr>
-          <w:rStyle w:val="NormalTok"/>
-        </w:rPr>
-        <w:t xml:space="preserve">  </w:t>
+        <w:t xml:space="preserve">names</w:t>
+      </w:r>
+      <w:r>
+        <w:rPr>
+          <w:rStyle w:val="NormalTok"/>
+        </w:rPr>
+        <w:t xml:space="preserve">(fit_loss)) </w:t>
+      </w:r>
+      <w:r>
+        <w:rPr>
+          <w:rStyle w:val="FunctionTok"/>
+        </w:rPr>
+        <w:t xml:space="preserve">c</w:t>
+      </w:r>
+      <w:r>
+        <w:rPr>
+          <w:rStyle w:val="NormalTok"/>
+        </w:rPr>
+        <w:t xml:space="preserve">(</w:t>
+      </w:r>
+      <w:r>
+        <w:rPr>
+          <w:rStyle w:val="StringTok"/>
+        </w:rPr>
+        <w:t xml:space="preserve">"Blue"</w:t>
+      </w:r>
+      <w:r>
+        <w:rPr>
+          <w:rStyle w:val="NormalTok"/>
+        </w:rPr>
+        <w:t xml:space="preserve">, </w:t>
+      </w:r>
+      <w:r>
+        <w:rPr>
+          <w:rStyle w:val="StringTok"/>
+        </w:rPr>
+        <w:t xml:space="preserve">"Orange"</w:t>
+      </w:r>
+      <w:r>
+        <w:rPr>
+          <w:rStyle w:val="NormalTok"/>
+        </w:rPr>
+        <w:t xml:space="preserve">) </w:t>
+      </w:r>
+      <w:r>
+        <w:rPr>
+          <w:rStyle w:val="ControlFlowTok"/>
+        </w:rPr>
+        <w:t xml:space="preserve">else</w:t>
+      </w:r>
+      <w:r>
+        <w:rPr>
+          <w:rStyle w:val="NormalTok"/>
+        </w:rPr>
+        <w:t xml:space="preserve"> </w:t>
+      </w:r>
+      <w:r>
+        <w:rPr>
+          <w:rStyle w:val="FunctionTok"/>
+        </w:rPr>
+        <w:t xml:space="preserve">c</w:t>
+      </w:r>
+      <w:r>
+        <w:rPr>
+          <w:rStyle w:val="NormalTok"/>
+        </w:rPr>
+        <w:t xml:space="preserve">(</w:t>
+      </w:r>
+      <w:r>
+        <w:rPr>
+          <w:rStyle w:val="StringTok"/>
+        </w:rPr>
+        <w:t xml:space="preserve">"Blue"</w:t>
+      </w:r>
+      <w:r>
+        <w:rPr>
+          <w:rStyle w:val="NormalTok"/>
+        </w:rPr>
+        <w:t xml:space="preserve">)</w:t>
+      </w:r>
+      <w:r>
+        <w:br/>
+      </w:r>
+      <w:r>
+        <w:rPr>
+          <w:rStyle w:val="NormalTok"/>
+        </w:rPr>
+        <w:t xml:space="preserve">grf </w:t>
+      </w:r>
+      <w:r>
+        <w:rPr>
+          <w:rStyle w:val="OtherTok"/>
+        </w:rPr>
+        <w:t xml:space="preserve">&lt;-</w:t>
+      </w:r>
+      <w:r>
+        <w:rPr>
+          <w:rStyle w:val="NormalTok"/>
+        </w:rPr>
+        <w:t xml:space="preserve"> </w:t>
+      </w:r>
+      <w:r>
+        <w:rPr>
+          <w:rStyle w:val="FunctionTok"/>
+        </w:rPr>
+        <w:t xml:space="preserve">plot_series</w:t>
+      </w:r>
+      <w:r>
+        <w:rPr>
+          <w:rStyle w:val="NormalTok"/>
+        </w:rPr>
+        <w:t xml:space="preserve">(fit_loss, </w:t>
       </w:r>
       <w:r>
         <w:rPr>
           <w:rStyle w:val="AttributeTok"/>
         </w:rPr>
-        <w:t xml:space="preserve">train_loss =</w:t>
-      </w:r>
-      <w:r>
-        <w:rPr>
-          <w:rStyle w:val="NormalTok"/>
-        </w:rPr>
-        <w:t xml:space="preserve"> auto</w:t>
-      </w:r>
-      <w:r>
-        <w:rPr>
-          <w:rStyle w:val="SpecialCharTok"/>
-        </w:rPr>
-        <w:t xml:space="preserve">$</w:t>
-      </w:r>
-      <w:r>
-        <w:rPr>
-          <w:rStyle w:val="NormalTok"/>
-        </w:rPr>
-        <w:t xml:space="preserve">train_loss,</w:t>
-      </w:r>
-      <w:r>
-        <w:br/>
-      </w:r>
-      <w:r>
-        <w:rPr>
-          <w:rStyle w:val="NormalTok"/>
-        </w:rPr>
-        <w:t xml:space="preserve">  </w:t>
-      </w:r>
-      <w:r>
-        <w:rPr>
-          <w:rStyle w:val="AttributeTok"/>
-        </w:rPr>
-        <w:t xml:space="preserve">val_loss =</w:t>
-      </w:r>
-      <w:r>
-        <w:rPr>
-          <w:rStyle w:val="NormalTok"/>
-        </w:rPr>
-        <w:t xml:space="preserve"> auto</w:t>
-      </w:r>
-      <w:r>
-        <w:rPr>
-          <w:rStyle w:val="SpecialCharTok"/>
-        </w:rPr>
-        <w:t xml:space="preserve">$</w:t>
-      </w:r>
-      <w:r>
-        <w:rPr>
-          <w:rStyle w:val="NormalTok"/>
-        </w:rPr>
-        <w:t xml:space="preserve">val_loss</w:t>
-      </w:r>
-      <w:r>
-        <w:br/>
-      </w:r>
-      <w:r>
-        <w:rPr>
-          <w:rStyle w:val="NormalTok"/>
-        </w:rPr>
-        <w:t xml:space="preserve">)</w:t>
-      </w:r>
-      <w:r>
-        <w:br/>
-      </w:r>
-      <w:r>
-        <w:rPr>
-          <w:rStyle w:val="NormalTok"/>
-        </w:rPr>
-        <w:t xml:space="preserve">grf </w:t>
-      </w:r>
-      <w:r>
-        <w:rPr>
-          <w:rStyle w:val="OtherTok"/>
-        </w:rPr>
-        <w:t xml:space="preserve">&lt;-</w:t>
-      </w:r>
-      <w:r>
-        <w:rPr>
-          <w:rStyle w:val="NormalTok"/>
-        </w:rPr>
-        <w:t xml:space="preserve"> </w:t>
-      </w:r>
-      <w:r>
-        <w:rPr>
-          <w:rStyle w:val="FunctionTok"/>
-        </w:rPr>
-        <w:t xml:space="preserve">plot_series</w:t>
-      </w:r>
-      <w:r>
-        <w:rPr>
-          <w:rStyle w:val="NormalTok"/>
-        </w:rPr>
-        <w:t xml:space="preserve">(fit_loss, </w:t>
-      </w:r>
-      <w:r>
-        <w:rPr>
-          <w:rStyle w:val="AttributeTok"/>
-        </w:rPr>
         <w:t xml:space="preserve">colors =</w:t>
       </w:r>
       <w:r>
         <w:rPr>
           <w:rStyle w:val="NormalTok"/>
         </w:rPr>
-        <w:t xml:space="preserve"> </w:t>
-      </w:r>
-      <w:r>
-        <w:rPr>
-          <w:rStyle w:val="FunctionTok"/>
-        </w:rPr>
-        <w:t xml:space="preserve">c</w:t>
-      </w:r>
-      <w:r>
-        <w:rPr>
-          <w:rStyle w:val="NormalTok"/>
-        </w:rPr>
-        <w:t xml:space="preserve">(</w:t>
-      </w:r>
-      <w:r>
-        <w:rPr>
-          <w:rStyle w:val="StringTok"/>
-        </w:rPr>
-        <w:t xml:space="preserve">'Blue'</w:t>
-      </w:r>
-      <w:r>
-        <w:rPr>
-          <w:rStyle w:val="NormalTok"/>
-        </w:rPr>
-        <w:t xml:space="preserve">, </w:t>
-      </w:r>
-      <w:r>
-        <w:rPr>
-          <w:rStyle w:val="StringTok"/>
-        </w:rPr>
-        <w:t xml:space="preserve">'Orange'</w:t>
-      </w:r>
-      <w:r>
-        <w:rPr>
-          <w:rStyle w:val="NormalTok"/>
-        </w:rPr>
-        <w:t xml:space="preserve">))</w:t>
+        <w:t xml:space="preserve"> colors)</w:t>
       </w:r>
       <w:r>
         <w:br/>
@@ -1147,18 +1366,18 @@
           <wp:inline>
             <wp:extent cx="4620126" cy="3696101"/>
             <wp:effectExtent b="0" l="0" r="0" t="0"/>
-            <wp:docPr descr="" title="" id="21" name="Picture"/>
+            <wp:docPr descr="" title="" id="10" name="Picture"/>
             <a:graphic>
               <a:graphicData uri="http://schemas.openxmlformats.org/drawingml/2006/picture">
                 <pic:pic>
                   <pic:nvPicPr>
-                    <pic:cNvPr descr="/home/gpca/daltoolboxdp/examples/autoencoder/doc/autoenc_lstm_e_files/figure-docx/unnamed-chunk-7-1.png" id="22" name="Picture"/>
+                    <pic:cNvPr descr="C:\Git\dal\daltoolboxdp\examples\autoencoder\doc\autoenc_lstm_e_files/85d9c51c6a05a965b62753edd18433b5804f5327.png" id="11" name="Picture"/>
                     <pic:cNvPicPr>
                       <a:picLocks noChangeArrowheads="1" noChangeAspect="1"/>
                     </pic:cNvPicPr>
                   </pic:nvPicPr>
                   <pic:blipFill>
-                    <a:blip r:embed="rId20"/>
+                    <a:blip r:embed="rId9"/>
                     <a:stretch>
                       <a:fillRect/>
                     </a:stretch>
@@ -1367,7 +1586,7 @@
         <w:rPr>
           <w:rStyle w:val="VerbatimChar"/>
         </w:rPr>
-        <w:t xml:space="preserve">##            [,1]        [,2]       [,3]</w:t>
+        <w:t xml:space="preserve">##           [,1]       [,2]      [,3]</w:t>
       </w:r>
       <w:r>
         <w:br/>
@@ -1376,7 +1595,7 @@
         <w:rPr>
           <w:rStyle w:val="VerbatimChar"/>
         </w:rPr>
-        <w:t xml:space="preserve">## [1,] -0.6690854 -0.14332706 -0.4782584</w:t>
+        <w:t xml:space="preserve">## [1,] 0.5946401 -0.6823187 0.2542222</w:t>
       </w:r>
       <w:r>
         <w:br/>
@@ -1385,7 +1604,7 @@
         <w:rPr>
           <w:rStyle w:val="VerbatimChar"/>
         </w:rPr>
-        <w:t xml:space="preserve">## [2,] -0.6787090 -0.19798414 -0.5197335</w:t>
+        <w:t xml:space="preserve">## [2,] 0.6140836 -0.6940923 0.3315816</w:t>
       </w:r>
       <w:r>
         <w:br/>
@@ -1394,7 +1613,7 @@
         <w:rPr>
           <w:rStyle w:val="VerbatimChar"/>
         </w:rPr>
-        <w:t xml:space="preserve">## [3,] -0.6819298 -0.21665172 -0.5407951</w:t>
+        <w:t xml:space="preserve">## [3,] 0.6207411 -0.6989348 0.3707689</w:t>
       </w:r>
       <w:r>
         <w:br/>
@@ -1403,7 +1622,7 @@
         <w:rPr>
           <w:rStyle w:val="VerbatimChar"/>
         </w:rPr>
-        <w:t xml:space="preserve">## [4,] -0.6792045 -0.19878395 -0.5443547</w:t>
+        <w:t xml:space="preserve">## [4,] 0.6153656 -0.6980367 0.3755830</w:t>
       </w:r>
       <w:r>
         <w:br/>
@@ -1412,7 +1631,7 @@
         <w:rPr>
           <w:rStyle w:val="VerbatimChar"/>
         </w:rPr>
-        <w:t xml:space="preserve">## [5,] -0.6701109 -0.14390284 -0.5311521</w:t>
+        <w:t xml:space="preserve">## [5,] 0.5968095 -0.6913047 0.3465919</w:t>
       </w:r>
       <w:r>
         <w:br/>
@@ -1421,7 +1640,7 @@
         <w:rPr>
           <w:rStyle w:val="VerbatimChar"/>
         </w:rPr>
-        <w:t xml:space="preserve">## [6,] -0.6533487 -0.05354887 -0.4997656</w:t>
+        <w:t xml:space="preserve">## [6,] 0.5619162 -0.6774051 0.2806536</w:t>
       </w:r>
     </w:p>
     <w:p>
@@ -1438,7 +1657,7 @@
         <w:t xml:space="preserve">- Hochreiter, S., &amp; Schmidhuber, J. (1997). Long short-term memory. Neural Computation, 9(8), 1735–1780.</w:t>
       </w:r>
     </w:p>
-    <w:bookmarkEnd w:id="23"/>
+    <w:bookmarkEnd w:id="12"/>
     <w:sectPr>
       <w:footnotePr>
         <w:numRestart w:val="eachSect"/>
@@ -1560,10 +1779,10 @@
   <w:docDefaults>
     <w:rPrDefault>
       <w:rPr>
-        <w:rFonts w:asciiTheme="minorHAnsi" w:cstheme="minorBidi" w:eastAsiaTheme="minorHAnsi" w:hAnsiTheme="minorHAnsi"/>
+        <w:rFonts w:asciiTheme="minorHAnsi" w:cstheme="minorBidi" w:eastAsiaTheme="minorEastAsia" w:hAnsiTheme="minorHAnsi"/>
         <w:sz w:val="24"/>
         <w:szCs w:val="24"/>
-        <w:lang w:bidi="ar-SA" w:eastAsia="en-US" w:val="en-US"/>
+        <w:lang w:bidi="ar-SA" w:eastAsia="zh-CN" w:val="en-US"/>
       </w:rPr>
     </w:rPrDefault>
     <w:pPrDefault>
@@ -2104,13 +2323,6 @@
       </w:tblCellMar>
     </w:tblPr>
     <w:tblStylePr w:type="firstRow">
-      <w:tblPr>
-        <w:jc w:val="left"/>
-        <w:tblInd w:type="dxa" w:w="0"/>
-      </w:tblPr>
-      <w:trPr>
-        <w:jc w:val="left"/>
-      </w:trPr>
       <w:tcPr>
         <w:tcBorders>
           <w:bottom w:val="single"/>

--- a/examples/autoencoder/doc/autoenc_lstm_e.docx
+++ b/examples/autoencoder/doc/autoenc_lstm_e.docx
@@ -737,7 +737,7 @@
         <w:rPr>
           <w:rStyle w:val="CommentTok"/>
         </w:rPr>
-        <w:t xml:space="preserve"># - num_epochs: number of epochs (LSTM may require more epochs to converge)</w:t>
+        <w:t xml:space="preserve"># - epochs: number of epochs (LSTM may require more epochs to converge)</w:t>
       </w:r>
       <w:r>
         <w:br/>
@@ -800,7 +800,7 @@
         <w:rPr>
           <w:rStyle w:val="AttributeTok"/>
         </w:rPr>
-        <w:t xml:space="preserve">num_epochs =</w:t>
+        <w:t xml:space="preserve">epochs =</w:t>
       </w:r>
       <w:r>
         <w:rPr>
@@ -864,6 +864,185 @@
           <w:rStyle w:val="NormalTok"/>
         </w:rPr>
         <w:t xml:space="preserve">(auto, train)</w:t>
+      </w:r>
+    </w:p>
+    <w:p>
+      <w:pPr>
+        <w:pStyle w:val="FirstParagraph"/>
+      </w:pPr>
+      <w:r>
+        <w:t xml:space="preserve">Constructor configuration</w:t>
+      </w:r>
+      <w:r>
+        <w:t xml:space="preserve"> </w:t>
+      </w:r>
+      <w:r>
+        <w:t xml:space="preserve">- Fixed-epoch baseline: set</w:t>
+      </w:r>
+      <w:r>
+        <w:t xml:space="preserve"> </w:t>
+      </w:r>
+      <w:r>
+        <w:rPr>
+          <w:rStyle w:val="VerbatimChar"/>
+        </w:rPr>
+        <w:t xml:space="preserve">epochs</w:t>
+      </w:r>
+      <w:r>
+        <w:t xml:space="preserve"> </w:t>
+      </w:r>
+      <w:r>
+        <w:t xml:space="preserve">and keep</w:t>
+      </w:r>
+      <w:r>
+        <w:t xml:space="preserve"> </w:t>
+      </w:r>
+      <w:r>
+        <w:rPr>
+          <w:rStyle w:val="VerbatimChar"/>
+        </w:rPr>
+        <w:t xml:space="preserve">validation_strategy = "static"</w:t>
+      </w:r>
+      <w:r>
+        <w:t xml:space="preserve"> </w:t>
+      </w:r>
+      <w:r>
+        <w:t xml:space="preserve">with</w:t>
+      </w:r>
+      <w:r>
+        <w:t xml:space="preserve"> </w:t>
+      </w:r>
+      <w:r>
+        <w:rPr>
+          <w:rStyle w:val="VerbatimChar"/>
+        </w:rPr>
+        <w:t xml:space="preserve">stopping_rule = "none"</w:t>
+      </w:r>
+      <w:r>
+        <w:t xml:space="preserve">.</w:t>
+      </w:r>
+      <w:r>
+        <w:t xml:space="preserve"> </w:t>
+      </w:r>
+      <w:r>
+        <w:t xml:space="preserve">- Static early stopping: keep</w:t>
+      </w:r>
+      <w:r>
+        <w:t xml:space="preserve"> </w:t>
+      </w:r>
+      <w:r>
+        <w:rPr>
+          <w:rStyle w:val="VerbatimChar"/>
+        </w:rPr>
+        <w:t xml:space="preserve">validation_strategy = "static"</w:t>
+      </w:r>
+      <w:r>
+        <w:t xml:space="preserve"> </w:t>
+      </w:r>
+      <w:r>
+        <w:t xml:space="preserve">and choose</w:t>
+      </w:r>
+      <w:r>
+        <w:t xml:space="preserve"> </w:t>
+      </w:r>
+      <w:r>
+        <w:rPr>
+          <w:rStyle w:val="VerbatimChar"/>
+        </w:rPr>
+        <w:t xml:space="preserve">stopping_rule = "patience"</w:t>
+      </w:r>
+      <w:r>
+        <w:t xml:space="preserve">,</w:t>
+      </w:r>
+      <w:r>
+        <w:t xml:space="preserve"> </w:t>
+      </w:r>
+      <w:r>
+        <w:rPr>
+          <w:rStyle w:val="VerbatimChar"/>
+        </w:rPr>
+        <w:t xml:space="preserve">"sma"</w:t>
+      </w:r>
+      <w:r>
+        <w:t xml:space="preserve">,</w:t>
+      </w:r>
+      <w:r>
+        <w:t xml:space="preserve"> </w:t>
+      </w:r>
+      <w:r>
+        <w:rPr>
+          <w:rStyle w:val="VerbatimChar"/>
+        </w:rPr>
+        <w:t xml:space="preserve">"ema"</w:t>
+      </w:r>
+      <w:r>
+        <w:t xml:space="preserve">, or</w:t>
+      </w:r>
+      <w:r>
+        <w:t xml:space="preserve"> </w:t>
+      </w:r>
+      <w:r>
+        <w:rPr>
+          <w:rStyle w:val="VerbatimChar"/>
+        </w:rPr>
+        <w:t xml:space="preserve">"h"</w:t>
+      </w:r>
+      <w:r>
+        <w:t xml:space="preserve">.</w:t>
+      </w:r>
+      <w:r>
+        <w:t xml:space="preserve"> </w:t>
+      </w:r>
+      <w:r>
+        <w:t xml:space="preserve">- Dynamic early stopping: switch</w:t>
+      </w:r>
+      <w:r>
+        <w:t xml:space="preserve"> </w:t>
+      </w:r>
+      <w:r>
+        <w:rPr>
+          <w:rStyle w:val="VerbatimChar"/>
+        </w:rPr>
+        <w:t xml:space="preserve">validation_strategy = "dynamic"</w:t>
+      </w:r>
+      <w:r>
+        <w:t xml:space="preserve"> </w:t>
+      </w:r>
+      <w:r>
+        <w:t xml:space="preserve">and reuse the same stopping rules.</w:t>
+      </w:r>
+      <w:r>
+        <w:t xml:space="preserve"> </w:t>
+      </w:r>
+      <w:r>
+        <w:t xml:space="preserve">- The loss plot below always shows</w:t>
+      </w:r>
+      <w:r>
+        <w:t xml:space="preserve"> </w:t>
+      </w:r>
+      <w:r>
+        <w:rPr>
+          <w:rStyle w:val="VerbatimChar"/>
+        </w:rPr>
+        <w:t xml:space="preserve">train_loss</w:t>
+      </w:r>
+      <w:r>
+        <w:t xml:space="preserve">; it adds</w:t>
+      </w:r>
+      <w:r>
+        <w:t xml:space="preserve"> </w:t>
+      </w:r>
+      <w:r>
+        <w:rPr>
+          <w:rStyle w:val="VerbatimChar"/>
+        </w:rPr>
+        <w:t xml:space="preserve">val_loss</w:t>
+      </w:r>
+      <w:r>
+        <w:t xml:space="preserve"> </w:t>
+      </w:r>
+      <w:r>
+        <w:t xml:space="preserve">when validation is active.</w:t>
       </w:r>
     </w:p>
     <w:p>

--- a/examples/autoencoder/doc/autoenc_lstm_e.docx
+++ b/examples/autoencoder/doc/autoenc_lstm_e.docx
@@ -737,7 +737,7 @@
         <w:rPr>
           <w:rStyle w:val="CommentTok"/>
         </w:rPr>
-        <w:t xml:space="preserve"># - epochs: number of epochs (LSTM may require more epochs to converge)</w:t>
+        <w:t xml:space="preserve"># - the default number of epochs is used</w:t>
       </w:r>
       <w:r>
         <w:br/>
@@ -789,30 +789,6 @@
           <w:rStyle w:val="DecValTok"/>
         </w:rPr>
         <w:t xml:space="preserve">3</w:t>
-      </w:r>
-      <w:r>
-        <w:rPr>
-          <w:rStyle w:val="NormalTok"/>
-        </w:rPr>
-        <w:t xml:space="preserve">, </w:t>
-      </w:r>
-      <w:r>
-        <w:rPr>
-          <w:rStyle w:val="AttributeTok"/>
-        </w:rPr>
-        <w:t xml:space="preserve">epochs =</w:t>
-      </w:r>
-      <w:r>
-        <w:rPr>
-          <w:rStyle w:val="NormalTok"/>
-        </w:rPr>
-        <w:t xml:space="preserve"> </w:t>
-      </w:r>
-      <w:r>
-        <w:rPr>
-          <w:rStyle w:val="DecValTok"/>
-        </w:rPr>
-        <w:t xml:space="preserve">1500</w:t>
       </w:r>
       <w:r>
         <w:rPr>
@@ -877,7 +853,7 @@
         <w:t xml:space="preserve"> </w:t>
       </w:r>
       <w:r>
-        <w:t xml:space="preserve">- Fixed-epoch baseline: set</w:t>
+        <w:t xml:space="preserve">- Fixed-epoch baseline: omit</w:t>
       </w:r>
       <w:r>
         <w:t xml:space="preserve"> </w:t>
@@ -892,7 +868,7 @@
         <w:t xml:space="preserve"> </w:t>
       </w:r>
       <w:r>
-        <w:t xml:space="preserve">and keep</w:t>
+        <w:t xml:space="preserve">to use the default value and keep</w:t>
       </w:r>
       <w:r>
         <w:t xml:space="preserve"> </w:t>
@@ -1550,7 +1526,7 @@
               <a:graphicData uri="http://schemas.openxmlformats.org/drawingml/2006/picture">
                 <pic:pic>
                   <pic:nvPicPr>
-                    <pic:cNvPr descr="C:\Git\dal\daltoolboxdp\examples\autoencoder\doc\autoenc_lstm_e_files/85d9c51c6a05a965b62753edd18433b5804f5327.png" id="11" name="Picture"/>
+                    <pic:cNvPr descr="C:\Git\dal\daltoolboxdp\examples\autoencoder\doc\autoenc_lstm_e_files/32ea000accacf136ff6abc0db8f7349eb94a964d.png" id="11" name="Picture"/>
                     <pic:cNvPicPr>
                       <a:picLocks noChangeArrowheads="1" noChangeAspect="1"/>
                     </pic:cNvPicPr>
@@ -1774,52 +1750,52 @@
         <w:rPr>
           <w:rStyle w:val="VerbatimChar"/>
         </w:rPr>
-        <w:t xml:space="preserve">## [1,] 0.5946401 -0.6823187 0.2542222</w:t>
-      </w:r>
-      <w:r>
-        <w:br/>
-      </w:r>
-      <w:r>
-        <w:rPr>
-          <w:rStyle w:val="VerbatimChar"/>
-        </w:rPr>
-        <w:t xml:space="preserve">## [2,] 0.6140836 -0.6940923 0.3315816</w:t>
-      </w:r>
-      <w:r>
-        <w:br/>
-      </w:r>
-      <w:r>
-        <w:rPr>
-          <w:rStyle w:val="VerbatimChar"/>
-        </w:rPr>
-        <w:t xml:space="preserve">## [3,] 0.6207411 -0.6989348 0.3707689</w:t>
-      </w:r>
-      <w:r>
-        <w:br/>
-      </w:r>
-      <w:r>
-        <w:rPr>
-          <w:rStyle w:val="VerbatimChar"/>
-        </w:rPr>
-        <w:t xml:space="preserve">## [4,] 0.6153656 -0.6980367 0.3755830</w:t>
-      </w:r>
-      <w:r>
-        <w:br/>
-      </w:r>
-      <w:r>
-        <w:rPr>
-          <w:rStyle w:val="VerbatimChar"/>
-        </w:rPr>
-        <w:t xml:space="preserve">## [5,] 0.5968095 -0.6913047 0.3465919</w:t>
-      </w:r>
-      <w:r>
-        <w:br/>
-      </w:r>
-      <w:r>
-        <w:rPr>
-          <w:rStyle w:val="VerbatimChar"/>
-        </w:rPr>
-        <w:t xml:space="preserve">## [6,] 0.5619162 -0.6774051 0.2806536</w:t>
+        <w:t xml:space="preserve">## [1,] 0.1557786 -0.1342430 0.4324494</w:t>
+      </w:r>
+      <w:r>
+        <w:br/>
+      </w:r>
+      <w:r>
+        <w:rPr>
+          <w:rStyle w:val="VerbatimChar"/>
+        </w:rPr>
+        <w:t xml:space="preserve">## [2,] 0.1643407 -0.1384783 0.4639063</w:t>
+      </w:r>
+      <w:r>
+        <w:br/>
+      </w:r>
+      <w:r>
+        <w:rPr>
+          <w:rStyle w:val="VerbatimChar"/>
+        </w:rPr>
+        <w:t xml:space="preserve">## [3,] 0.1745977 -0.1409656 0.4850899</w:t>
+      </w:r>
+      <w:r>
+        <w:br/>
+      </w:r>
+      <w:r>
+        <w:rPr>
+          <w:rStyle w:val="VerbatimChar"/>
+        </w:rPr>
+        <w:t xml:space="preserve">## [4,] 0.1860848 -0.1416753 0.4965185</w:t>
+      </w:r>
+      <w:r>
+        <w:br/>
+      </w:r>
+      <w:r>
+        <w:rPr>
+          <w:rStyle w:val="VerbatimChar"/>
+        </w:rPr>
+        <w:t xml:space="preserve">## [5,] 0.1981490 -0.1406803 0.4986780</w:t>
+      </w:r>
+      <w:r>
+        <w:br/>
+      </w:r>
+      <w:r>
+        <w:rPr>
+          <w:rStyle w:val="VerbatimChar"/>
+        </w:rPr>
+        <w:t xml:space="preserve">## [6,] 0.2099606 -0.1381245 0.4917860</w:t>
       </w:r>
     </w:p>
     <w:p>

--- a/examples/autoencoder/doc/autoenc_lstm_e.docx
+++ b/examples/autoencoder/doc/autoenc_lstm_e.docx
@@ -1023,6 +1023,104 @@
     </w:p>
     <w:p>
       <w:pPr>
+        <w:pStyle w:val="BodyText"/>
+      </w:pPr>
+      <w:r>
+        <w:t xml:space="preserve">Architecture variations</w:t>
+      </w:r>
+      <w:r>
+        <w:t xml:space="preserve"> </w:t>
+      </w:r>
+      <w:r>
+        <w:t xml:space="preserve">-</w:t>
+      </w:r>
+      <w:r>
+        <w:t xml:space="preserve"> </w:t>
+      </w:r>
+      <w:r>
+        <w:rPr>
+          <w:rStyle w:val="VerbatimChar"/>
+        </w:rPr>
+        <w:t xml:space="preserve">sequence_length</w:t>
+      </w:r>
+      <w:r>
+        <w:t xml:space="preserve"> </w:t>
+      </w:r>
+      <w:r>
+        <w:t xml:space="preserve">reshapes each row into a longer temporal sequence before the recurrent encoder.</w:t>
+      </w:r>
+      <w:r>
+        <w:t xml:space="preserve"> </w:t>
+      </w:r>
+      <w:r>
+        <w:t xml:space="preserve">-</w:t>
+      </w:r>
+      <w:r>
+        <w:t xml:space="preserve"> </w:t>
+      </w:r>
+      <w:r>
+        <w:rPr>
+          <w:rStyle w:val="VerbatimChar"/>
+        </w:rPr>
+        <w:t xml:space="preserve">lstm_hidden_size</w:t>
+      </w:r>
+      <w:r>
+        <w:t xml:space="preserve"> </w:t>
+      </w:r>
+      <w:r>
+        <w:t xml:space="preserve">decouples recurrent capacity from the latent bottleneck</w:t>
+      </w:r>
+      <w:r>
+        <w:t xml:space="preserve"> </w:t>
+      </w:r>
+      <w:r>
+        <w:rPr>
+          <w:rStyle w:val="VerbatimChar"/>
+        </w:rPr>
+        <w:t xml:space="preserve">encoding_size</w:t>
+      </w:r>
+      <w:r>
+        <w:t xml:space="preserve">.</w:t>
+      </w:r>
+      <w:r>
+        <w:t xml:space="preserve"> </w:t>
+      </w:r>
+      <w:r>
+        <w:t xml:space="preserve">-</w:t>
+      </w:r>
+      <w:r>
+        <w:t xml:space="preserve"> </w:t>
+      </w:r>
+      <w:r>
+        <w:rPr>
+          <w:rStyle w:val="VerbatimChar"/>
+        </w:rPr>
+        <w:t xml:space="preserve">num_layers</w:t>
+      </w:r>
+      <w:r>
+        <w:t xml:space="preserve"> </w:t>
+      </w:r>
+      <w:r>
+        <w:t xml:space="preserve">and</w:t>
+      </w:r>
+      <w:r>
+        <w:t xml:space="preserve"> </w:t>
+      </w:r>
+      <w:r>
+        <w:rPr>
+          <w:rStyle w:val="VerbatimChar"/>
+        </w:rPr>
+        <w:t xml:space="preserve">dropout</w:t>
+      </w:r>
+      <w:r>
+        <w:t xml:space="preserve"> </w:t>
+      </w:r>
+      <w:r>
+        <w:t xml:space="preserve">enable deeper recurrent autoencoders.</w:t>
+      </w:r>
+    </w:p>
+    <w:p>
+      <w:pPr>
         <w:pStyle w:val="SourceCode"/>
       </w:pPr>
       <w:r>
@@ -1526,7 +1624,7 @@
               <a:graphicData uri="http://schemas.openxmlformats.org/drawingml/2006/picture">
                 <pic:pic>
                   <pic:nvPicPr>
-                    <pic:cNvPr descr="C:\Git\dal\daltoolboxdp\examples\autoencoder\doc\autoenc_lstm_e_files/32ea000accacf136ff6abc0db8f7349eb94a964d.png" id="11" name="Picture"/>
+                    <pic:cNvPr descr="/home/gpca/daltoolboxdp/examples/autoencoder/doc/autoenc_lstm_e_files/8086efde2e58e134b9c08651f39b36ae7909d50b.png" id="11" name="Picture"/>
                     <pic:cNvPicPr>
                       <a:picLocks noChangeArrowheads="1" noChangeAspect="1"/>
                     </pic:cNvPicPr>
@@ -1741,61 +1839,61 @@
         <w:rPr>
           <w:rStyle w:val="VerbatimChar"/>
         </w:rPr>
-        <w:t xml:space="preserve">##           [,1]       [,2]      [,3]</w:t>
-      </w:r>
-      <w:r>
-        <w:br/>
-      </w:r>
-      <w:r>
-        <w:rPr>
-          <w:rStyle w:val="VerbatimChar"/>
-        </w:rPr>
-        <w:t xml:space="preserve">## [1,] 0.1557786 -0.1342430 0.4324494</w:t>
-      </w:r>
-      <w:r>
-        <w:br/>
-      </w:r>
-      <w:r>
-        <w:rPr>
-          <w:rStyle w:val="VerbatimChar"/>
-        </w:rPr>
-        <w:t xml:space="preserve">## [2,] 0.1643407 -0.1384783 0.4639063</w:t>
-      </w:r>
-      <w:r>
-        <w:br/>
-      </w:r>
-      <w:r>
-        <w:rPr>
-          <w:rStyle w:val="VerbatimChar"/>
-        </w:rPr>
-        <w:t xml:space="preserve">## [3,] 0.1745977 -0.1409656 0.4850899</w:t>
-      </w:r>
-      <w:r>
-        <w:br/>
-      </w:r>
-      <w:r>
-        <w:rPr>
-          <w:rStyle w:val="VerbatimChar"/>
-        </w:rPr>
-        <w:t xml:space="preserve">## [4,] 0.1860848 -0.1416753 0.4965185</w:t>
-      </w:r>
-      <w:r>
-        <w:br/>
-      </w:r>
-      <w:r>
-        <w:rPr>
-          <w:rStyle w:val="VerbatimChar"/>
-        </w:rPr>
-        <w:t xml:space="preserve">## [5,] 0.1981490 -0.1406803 0.4986780</w:t>
-      </w:r>
-      <w:r>
-        <w:br/>
-      </w:r>
-      <w:r>
-        <w:rPr>
-          <w:rStyle w:val="VerbatimChar"/>
-        </w:rPr>
-        <w:t xml:space="preserve">## [6,] 0.2099606 -0.1381245 0.4917860</w:t>
+        <w:t xml:space="preserve">##              [,1]       [,2]      [,3]</w:t>
+      </w:r>
+      <w:r>
+        <w:br/>
+      </w:r>
+      <w:r>
+        <w:rPr>
+          <w:rStyle w:val="VerbatimChar"/>
+        </w:rPr>
+        <w:t xml:space="preserve">## [1,] -0.036920741 -0.2758777 0.8391165</w:t>
+      </w:r>
+      <w:r>
+        <w:br/>
+      </w:r>
+      <w:r>
+        <w:rPr>
+          <w:rStyle w:val="VerbatimChar"/>
+        </w:rPr>
+        <w:t xml:space="preserve">## [2,] -0.020880073 -0.2815280 0.8516430</w:t>
+      </w:r>
+      <w:r>
+        <w:br/>
+      </w:r>
+      <w:r>
+        <w:rPr>
+          <w:rStyle w:val="VerbatimChar"/>
+        </w:rPr>
+        <w:t xml:space="preserve">## [3,] -0.010051519 -0.2883967 0.8615128</w:t>
+      </w:r>
+      <w:r>
+        <w:br/>
+      </w:r>
+      <w:r>
+        <w:rPr>
+          <w:rStyle w:val="VerbatimChar"/>
+        </w:rPr>
+        <w:t xml:space="preserve">## [4,] -0.004274160 -0.2961676 0.8686837</w:t>
+      </w:r>
+      <w:r>
+        <w:br/>
+      </w:r>
+      <w:r>
+        <w:rPr>
+          <w:rStyle w:val="VerbatimChar"/>
+        </w:rPr>
+        <w:t xml:space="preserve">## [5,] -0.003337443 -0.3044106 0.8730975</w:t>
+      </w:r>
+      <w:r>
+        <w:br/>
+      </w:r>
+      <w:r>
+        <w:rPr>
+          <w:rStyle w:val="VerbatimChar"/>
+        </w:rPr>
+        <w:t xml:space="preserve">## [6,] -0.007122874 -0.3125890 0.8745928</w:t>
       </w:r>
     </w:p>
     <w:p>

--- a/examples/autoencoder/doc/autoenc_lstm_e.docx
+++ b/examples/autoencoder/doc/autoenc_lstm_e.docx
@@ -737,7 +737,16 @@
         <w:rPr>
           <w:rStyle w:val="CommentTok"/>
         </w:rPr>
-        <w:t xml:space="preserve"># - the default number of epochs is used</w:t>
+        <w:t xml:space="preserve"># - this example intentionally increases the number of epochs above the library default</w:t>
+      </w:r>
+      <w:r>
+        <w:br/>
+      </w:r>
+      <w:r>
+        <w:rPr>
+          <w:rStyle w:val="CommentTok"/>
+        </w:rPr>
+        <w:t xml:space="preserve"># - use the full window as a sequence and a larger recurrent hidden state</w:t>
       </w:r>
       <w:r>
         <w:br/>
@@ -773,6 +782,15 @@
         <w:t xml:space="preserve">(</w:t>
       </w:r>
       <w:r>
+        <w:br/>
+      </w:r>
+      <w:r>
+        <w:rPr>
+          <w:rStyle w:val="NormalTok"/>
+        </w:rPr>
+        <w:t xml:space="preserve">  </w:t>
+      </w:r>
+      <w:r>
         <w:rPr>
           <w:rStyle w:val="DecValTok"/>
         </w:rPr>
@@ -789,6 +807,126 @@
           <w:rStyle w:val="DecValTok"/>
         </w:rPr>
         <w:t xml:space="preserve">3</w:t>
+      </w:r>
+      <w:r>
+        <w:rPr>
+          <w:rStyle w:val="NormalTok"/>
+        </w:rPr>
+        <w:t xml:space="preserve">,</w:t>
+      </w:r>
+      <w:r>
+        <w:br/>
+      </w:r>
+      <w:r>
+        <w:rPr>
+          <w:rStyle w:val="NormalTok"/>
+        </w:rPr>
+        <w:t xml:space="preserve">  </w:t>
+      </w:r>
+      <w:r>
+        <w:rPr>
+          <w:rStyle w:val="AttributeTok"/>
+        </w:rPr>
+        <w:t xml:space="preserve">sequence_length =</w:t>
+      </w:r>
+      <w:r>
+        <w:rPr>
+          <w:rStyle w:val="NormalTok"/>
+        </w:rPr>
+        <w:t xml:space="preserve"> </w:t>
+      </w:r>
+      <w:r>
+        <w:rPr>
+          <w:rStyle w:val="DecValTok"/>
+        </w:rPr>
+        <w:t xml:space="preserve">5</w:t>
+      </w:r>
+      <w:r>
+        <w:rPr>
+          <w:rStyle w:val="DataTypeTok"/>
+        </w:rPr>
+        <w:t xml:space="preserve">L</w:t>
+      </w:r>
+      <w:r>
+        <w:rPr>
+          <w:rStyle w:val="NormalTok"/>
+        </w:rPr>
+        <w:t xml:space="preserve">,</w:t>
+      </w:r>
+      <w:r>
+        <w:br/>
+      </w:r>
+      <w:r>
+        <w:rPr>
+          <w:rStyle w:val="NormalTok"/>
+        </w:rPr>
+        <w:t xml:space="preserve">  </w:t>
+      </w:r>
+      <w:r>
+        <w:rPr>
+          <w:rStyle w:val="AttributeTok"/>
+        </w:rPr>
+        <w:t xml:space="preserve">lstm_hidden_size =</w:t>
+      </w:r>
+      <w:r>
+        <w:rPr>
+          <w:rStyle w:val="NormalTok"/>
+        </w:rPr>
+        <w:t xml:space="preserve"> </w:t>
+      </w:r>
+      <w:r>
+        <w:rPr>
+          <w:rStyle w:val="DecValTok"/>
+        </w:rPr>
+        <w:t xml:space="preserve">16</w:t>
+      </w:r>
+      <w:r>
+        <w:rPr>
+          <w:rStyle w:val="DataTypeTok"/>
+        </w:rPr>
+        <w:t xml:space="preserve">L</w:t>
+      </w:r>
+      <w:r>
+        <w:rPr>
+          <w:rStyle w:val="NormalTok"/>
+        </w:rPr>
+        <w:t xml:space="preserve">,</w:t>
+      </w:r>
+      <w:r>
+        <w:br/>
+      </w:r>
+      <w:r>
+        <w:rPr>
+          <w:rStyle w:val="NormalTok"/>
+        </w:rPr>
+        <w:t xml:space="preserve">  </w:t>
+      </w:r>
+      <w:r>
+        <w:rPr>
+          <w:rStyle w:val="AttributeTok"/>
+        </w:rPr>
+        <w:t xml:space="preserve">epochs =</w:t>
+      </w:r>
+      <w:r>
+        <w:rPr>
+          <w:rStyle w:val="NormalTok"/>
+        </w:rPr>
+        <w:t xml:space="preserve"> </w:t>
+      </w:r>
+      <w:r>
+        <w:rPr>
+          <w:rStyle w:val="DecValTok"/>
+        </w:rPr>
+        <w:t xml:space="preserve">200</w:t>
+      </w:r>
+      <w:r>
+        <w:rPr>
+          <w:rStyle w:val="DataTypeTok"/>
+        </w:rPr>
+        <w:t xml:space="preserve">L</w:t>
+      </w:r>
+      <w:r>
+        <w:br/>
       </w:r>
       <w:r>
         <w:rPr>
@@ -868,7 +1006,22 @@
         <w:t xml:space="preserve"> </w:t>
       </w:r>
       <w:r>
-        <w:t xml:space="preserve">to use the default value and keep</w:t>
+        <w:t xml:space="preserve">to use the default value of</w:t>
+      </w:r>
+      <w:r>
+        <w:t xml:space="preserve"> </w:t>
+      </w:r>
+      <w:r>
+        <w:rPr>
+          <w:rStyle w:val="VerbatimChar"/>
+        </w:rPr>
+        <w:t xml:space="preserve">100L</w:t>
+      </w:r>
+      <w:r>
+        <w:t xml:space="preserve"> </w:t>
+      </w:r>
+      <w:r>
+        <w:t xml:space="preserve">and keep</w:t>
       </w:r>
       <w:r>
         <w:t xml:space="preserve"> </w:t>
@@ -1117,6 +1270,39 @@
       </w:r>
       <w:r>
         <w:t xml:space="preserve">enable deeper recurrent autoencoders.</w:t>
+      </w:r>
+      <w:r>
+        <w:t xml:space="preserve"> </w:t>
+      </w:r>
+      <w:r>
+        <w:t xml:space="preserve">- For this example,</w:t>
+      </w:r>
+      <w:r>
+        <w:t xml:space="preserve"> </w:t>
+      </w:r>
+      <w:r>
+        <w:rPr>
+          <w:rStyle w:val="VerbatimChar"/>
+        </w:rPr>
+        <w:t xml:space="preserve">sequence_length = 5L</w:t>
+      </w:r>
+      <w:r>
+        <w:t xml:space="preserve"> </w:t>
+      </w:r>
+      <w:r>
+        <w:t xml:space="preserve">makes each window a true 5-step sequence, which is usually more informative than the degenerate</w:t>
+      </w:r>
+      <w:r>
+        <w:t xml:space="preserve"> </w:t>
+      </w:r>
+      <w:r>
+        <w:rPr>
+          <w:rStyle w:val="VerbatimChar"/>
+        </w:rPr>
+        <w:t xml:space="preserve">sequence_length = 1L</w:t>
+      </w:r>
+      <w:r>
+        <w:t xml:space="preserve">.</w:t>
       </w:r>
     </w:p>
     <w:p>
@@ -1624,7 +1810,7 @@
               <a:graphicData uri="http://schemas.openxmlformats.org/drawingml/2006/picture">
                 <pic:pic>
                   <pic:nvPicPr>
-                    <pic:cNvPr descr="/home/gpca/daltoolboxdp/examples/autoencoder/doc/autoenc_lstm_e_files/8086efde2e58e134b9c08651f39b36ae7909d50b.png" id="11" name="Picture"/>
+                    <pic:cNvPr descr="/home/gpca/daltoolboxdp/examples/autoencoder/doc/autoenc_lstm_e_files/d34562416f9ac64cfb3d631af1877eac1c90b1a7.png" id="11" name="Picture"/>
                     <pic:cNvPicPr>
                       <a:picLocks noChangeArrowheads="1" noChangeAspect="1"/>
                     </pic:cNvPicPr>
@@ -1839,61 +2025,61 @@
         <w:rPr>
           <w:rStyle w:val="VerbatimChar"/>
         </w:rPr>
-        <w:t xml:space="preserve">##              [,1]       [,2]      [,3]</w:t>
-      </w:r>
-      <w:r>
-        <w:br/>
-      </w:r>
-      <w:r>
-        <w:rPr>
-          <w:rStyle w:val="VerbatimChar"/>
-        </w:rPr>
-        <w:t xml:space="preserve">## [1,] -0.036920741 -0.2758777 0.8391165</w:t>
-      </w:r>
-      <w:r>
-        <w:br/>
-      </w:r>
-      <w:r>
-        <w:rPr>
-          <w:rStyle w:val="VerbatimChar"/>
-        </w:rPr>
-        <w:t xml:space="preserve">## [2,] -0.020880073 -0.2815280 0.8516430</w:t>
-      </w:r>
-      <w:r>
-        <w:br/>
-      </w:r>
-      <w:r>
-        <w:rPr>
-          <w:rStyle w:val="VerbatimChar"/>
-        </w:rPr>
-        <w:t xml:space="preserve">## [3,] -0.010051519 -0.2883967 0.8615128</w:t>
-      </w:r>
-      <w:r>
-        <w:br/>
-      </w:r>
-      <w:r>
-        <w:rPr>
-          <w:rStyle w:val="VerbatimChar"/>
-        </w:rPr>
-        <w:t xml:space="preserve">## [4,] -0.004274160 -0.2961676 0.8686837</w:t>
-      </w:r>
-      <w:r>
-        <w:br/>
-      </w:r>
-      <w:r>
-        <w:rPr>
-          <w:rStyle w:val="VerbatimChar"/>
-        </w:rPr>
-        <w:t xml:space="preserve">## [5,] -0.003337443 -0.3044106 0.8730975</w:t>
-      </w:r>
-      <w:r>
-        <w:br/>
-      </w:r>
-      <w:r>
-        <w:rPr>
-          <w:rStyle w:val="VerbatimChar"/>
-        </w:rPr>
-        <w:t xml:space="preserve">## [6,] -0.007122874 -0.3125890 0.8745928</w:t>
+        <w:t xml:space="preserve">##          [,1]      [,2]      [,3]</w:t>
+      </w:r>
+      <w:r>
+        <w:br/>
+      </w:r>
+      <w:r>
+        <w:rPr>
+          <w:rStyle w:val="VerbatimChar"/>
+        </w:rPr>
+        <w:t xml:space="preserve">## [1,] 1.362024 0.7970662 0.6722835</w:t>
+      </w:r>
+      <w:r>
+        <w:br/>
+      </w:r>
+      <w:r>
+        <w:rPr>
+          <w:rStyle w:val="VerbatimChar"/>
+        </w:rPr>
+        <w:t xml:space="preserve">## [2,] 1.444962 0.8730902 0.7173678</w:t>
+      </w:r>
+      <w:r>
+        <w:br/>
+      </w:r>
+      <w:r>
+        <w:rPr>
+          <w:rStyle w:val="VerbatimChar"/>
+        </w:rPr>
+        <w:t xml:space="preserve">## [3,] 1.486477 0.9091334 0.7370238</w:t>
+      </w:r>
+      <w:r>
+        <w:br/>
+      </w:r>
+      <w:r>
+        <w:rPr>
+          <w:rStyle w:val="VerbatimChar"/>
+        </w:rPr>
+        <w:t xml:space="preserve">## [4,] 1.489795 0.9081959 0.7319571</w:t>
+      </w:r>
+      <w:r>
+        <w:br/>
+      </w:r>
+      <w:r>
+        <w:rPr>
+          <w:rStyle w:val="VerbatimChar"/>
+        </w:rPr>
+        <w:t xml:space="preserve">## [5,] 1.455718 0.8711807 0.7024149</w:t>
+      </w:r>
+      <w:r>
+        <w:br/>
+      </w:r>
+      <w:r>
+        <w:rPr>
+          <w:rStyle w:val="VerbatimChar"/>
+        </w:rPr>
+        <w:t xml:space="preserve">## [6,] 1.382273 0.7966385 0.6480446</w:t>
       </w:r>
     </w:p>
     <w:p>

--- a/examples/autoencoder/doc/autoenc_lstm_e.docx
+++ b/examples/autoencoder/doc/autoenc_lstm_e.docx
@@ -1810,7 +1810,7 @@
               <a:graphicData uri="http://schemas.openxmlformats.org/drawingml/2006/picture">
                 <pic:pic>
                   <pic:nvPicPr>
-                    <pic:cNvPr descr="/home/gpca/daltoolboxdp/examples/autoencoder/doc/autoenc_lstm_e_files/d34562416f9ac64cfb3d631af1877eac1c90b1a7.png" id="11" name="Picture"/>
+                    <pic:cNvPr descr="C:\Git\dal\daltoolboxdp\examples\autoencoder\doc\autoenc_lstm_e_files/20e87f93e9a008c720d1e561dada7de8cecb6ca5.png" id="11" name="Picture"/>
                     <pic:cNvPicPr>
                       <a:picLocks noChangeArrowheads="1" noChangeAspect="1"/>
                     </pic:cNvPicPr>
@@ -2025,61 +2025,61 @@
         <w:rPr>
           <w:rStyle w:val="VerbatimChar"/>
         </w:rPr>
-        <w:t xml:space="preserve">##          [,1]      [,2]      [,3]</w:t>
-      </w:r>
-      <w:r>
-        <w:br/>
-      </w:r>
-      <w:r>
-        <w:rPr>
-          <w:rStyle w:val="VerbatimChar"/>
-        </w:rPr>
-        <w:t xml:space="preserve">## [1,] 1.362024 0.7970662 0.6722835</w:t>
-      </w:r>
-      <w:r>
-        <w:br/>
-      </w:r>
-      <w:r>
-        <w:rPr>
-          <w:rStyle w:val="VerbatimChar"/>
-        </w:rPr>
-        <w:t xml:space="preserve">## [2,] 1.444962 0.8730902 0.7173678</w:t>
-      </w:r>
-      <w:r>
-        <w:br/>
-      </w:r>
-      <w:r>
-        <w:rPr>
-          <w:rStyle w:val="VerbatimChar"/>
-        </w:rPr>
-        <w:t xml:space="preserve">## [3,] 1.486477 0.9091334 0.7370238</w:t>
-      </w:r>
-      <w:r>
-        <w:br/>
-      </w:r>
-      <w:r>
-        <w:rPr>
-          <w:rStyle w:val="VerbatimChar"/>
-        </w:rPr>
-        <w:t xml:space="preserve">## [4,] 1.489795 0.9081959 0.7319571</w:t>
-      </w:r>
-      <w:r>
-        <w:br/>
-      </w:r>
-      <w:r>
-        <w:rPr>
-          <w:rStyle w:val="VerbatimChar"/>
-        </w:rPr>
-        <w:t xml:space="preserve">## [5,] 1.455718 0.8711807 0.7024149</w:t>
-      </w:r>
-      <w:r>
-        <w:br/>
-      </w:r>
-      <w:r>
-        <w:rPr>
-          <w:rStyle w:val="VerbatimChar"/>
-        </w:rPr>
-        <w:t xml:space="preserve">## [6,] 1.382273 0.7966385 0.6480446</w:t>
+        <w:t xml:space="preserve">##            [,1]      [,2]     [,3]</w:t>
+      </w:r>
+      <w:r>
+        <w:br/>
+      </w:r>
+      <w:r>
+        <w:rPr>
+          <w:rStyle w:val="VerbatimChar"/>
+        </w:rPr>
+        <w:t xml:space="preserve">## [1,] -0.9167329 0.7685419 1.352296</w:t>
+      </w:r>
+      <w:r>
+        <w:br/>
+      </w:r>
+      <w:r>
+        <w:rPr>
+          <w:rStyle w:val="VerbatimChar"/>
+        </w:rPr>
+        <w:t xml:space="preserve">## [2,] -0.9762263 0.8204822 1.411481</w:t>
+      </w:r>
+      <w:r>
+        <w:br/>
+      </w:r>
+      <w:r>
+        <w:rPr>
+          <w:rStyle w:val="VerbatimChar"/>
+        </w:rPr>
+        <w:t xml:space="preserve">## [3,] -1.0045831 0.8457767 1.443077</w:t>
+      </w:r>
+      <w:r>
+        <w:br/>
+      </w:r>
+      <w:r>
+        <w:rPr>
+          <w:rStyle w:val="VerbatimChar"/>
+        </w:rPr>
+        <w:t xml:space="preserve">## [4,] -1.0049877 0.8468584 1.449056</w:t>
+      </w:r>
+      <w:r>
+        <w:br/>
+      </w:r>
+      <w:r>
+        <w:rPr>
+          <w:rStyle w:val="VerbatimChar"/>
+        </w:rPr>
+        <w:t xml:space="preserve">## [5,] -0.9773725 0.8235979 1.429637</w:t>
+      </w:r>
+      <w:r>
+        <w:br/>
+      </w:r>
+      <w:r>
+        <w:rPr>
+          <w:rStyle w:val="VerbatimChar"/>
+        </w:rPr>
+        <w:t xml:space="preserve">## [6,] -0.9180872 0.7730161 1.382891</w:t>
       </w:r>
     </w:p>
     <w:p>
